--- a/ibm6450/files/04_Pipeline_Quickstart.docx
+++ b/ibm6450/files/04_Pipeline_Quickstart.docx
@@ -611,7 +611,7 @@
     </w:p>
     <w:p>
       <w:r>
-        <w:t>Oct 9 packet = the one table at the spine of your M2 memo. The whole ladder is ≈135 rows</w:t>
+        <w:t>Oct 9 packet = the one table at the spine of your M2 memo. The whole ladder is ≈394 rows</w:t>
       </w:r>
     </w:p>
     <w:p>

--- a/ibm6450/files/04_Pipeline_Quickstart.docx
+++ b/ibm6450/files/04_Pipeline_Quickstart.docx
@@ -57,6 +57,37 @@
       </w:pPr>
       <w:r>
         <w:t>0. One-time setup</w:t>
+      </w:r>
+    </w:p>
+    <w:p>
+      <w:r>
+        <w:rPr>
+          <w:b/>
+        </w:rPr>
+        <w:t>Before any of this: run the hosted app.</w:t>
+      </w:r>
+      <w:r>
+        <w:t xml:space="preserve"> The instructor's Streamlit version of this pipeline is</w:t>
+      </w:r>
+    </w:p>
+    <w:p>
+      <w:r>
+        <w:t>live at the link on the Course Hub (Resources → Hosted STAMP app; BYOK OpenRouter key). Upload a CSV</w:t>
+      </w:r>
+    </w:p>
+    <w:p>
+      <w:r>
+        <w:t>of turns, paste the tactic definition, Predict with two models, judge the disagreements, revise the</w:t>
+      </w:r>
+    </w:p>
+    <w:p>
+      <w:r>
+        <w:t>prompt once, Generate Report. Every command below reproduces one of those buttons headlessly; run</w:t>
+      </w:r>
+    </w:p>
+    <w:p>
+      <w:r>
+        <w:t>the app first so you know what each command is for (S1 step 2, M1 step 2).</w:t>
       </w:r>
     </w:p>
     <w:p>
